--- a/Notes.docx
+++ b/Notes.docx
@@ -32,6 +32,91 @@
         <w:t>Console.log</w:t>
       </w:r>
     </w:p>
+    <w:p/>
+    <w:p/>
+    <w:p>
+      <w:r>
+        <w:drawing>
+          <wp:inline distT="0" distB="0" distL="0" distR="0" wp14:anchorId="5B6D55DB" wp14:editId="3779A72E">
+            <wp:extent cx="5731510" cy="3040380"/>
+            <wp:effectExtent l="0" t="0" r="2540" b="7620"/>
+            <wp:docPr id="2" name="Picture 2"/>
+            <wp:cNvGraphicFramePr>
+              <a:graphicFrameLocks xmlns:a="http://schemas.openxmlformats.org/drawingml/2006/main" noChangeAspect="1"/>
+            </wp:cNvGraphicFramePr>
+            <a:graphic xmlns:a="http://schemas.openxmlformats.org/drawingml/2006/main">
+              <a:graphicData uri="http://schemas.openxmlformats.org/drawingml/2006/picture">
+                <pic:pic xmlns:pic="http://schemas.openxmlformats.org/drawingml/2006/picture">
+                  <pic:nvPicPr>
+                    <pic:cNvPr id="1" name=""/>
+                    <pic:cNvPicPr/>
+                  </pic:nvPicPr>
+                  <pic:blipFill>
+                    <a:blip r:embed="rId4"/>
+                    <a:stretch>
+                      <a:fillRect/>
+                    </a:stretch>
+                  </pic:blipFill>
+                  <pic:spPr>
+                    <a:xfrm>
+                      <a:off x="0" y="0"/>
+                      <a:ext cx="5731510" cy="3040380"/>
+                    </a:xfrm>
+                    <a:prstGeom prst="rect">
+                      <a:avLst/>
+                    </a:prstGeom>
+                  </pic:spPr>
+                </pic:pic>
+              </a:graphicData>
+            </a:graphic>
+          </wp:inline>
+        </w:drawing>
+      </w:r>
+    </w:p>
+    <w:p/>
+    <w:p/>
+    <w:p>
+      <w:r>
+        <w:lastRenderedPageBreak/>
+        <w:drawing>
+          <wp:inline distT="0" distB="0" distL="0" distR="0" wp14:anchorId="3A718830" wp14:editId="308270E1">
+            <wp:extent cx="5600741" cy="2847996"/>
+            <wp:effectExtent l="0" t="0" r="0" b="9525"/>
+            <wp:docPr id="1" name="Picture 1"/>
+            <wp:cNvGraphicFramePr>
+              <a:graphicFrameLocks xmlns:a="http://schemas.openxmlformats.org/drawingml/2006/main" noChangeAspect="1"/>
+            </wp:cNvGraphicFramePr>
+            <a:graphic xmlns:a="http://schemas.openxmlformats.org/drawingml/2006/main">
+              <a:graphicData uri="http://schemas.openxmlformats.org/drawingml/2006/picture">
+                <pic:pic xmlns:pic="http://schemas.openxmlformats.org/drawingml/2006/picture">
+                  <pic:nvPicPr>
+                    <pic:cNvPr id="1" name=""/>
+                    <pic:cNvPicPr/>
+                  </pic:nvPicPr>
+                  <pic:blipFill>
+                    <a:blip r:embed="rId5"/>
+                    <a:stretch>
+                      <a:fillRect/>
+                    </a:stretch>
+                  </pic:blipFill>
+                  <pic:spPr>
+                    <a:xfrm>
+                      <a:off x="0" y="0"/>
+                      <a:ext cx="5600741" cy="2847996"/>
+                    </a:xfrm>
+                    <a:prstGeom prst="rect">
+                      <a:avLst/>
+                    </a:prstGeom>
+                  </pic:spPr>
+                </pic:pic>
+              </a:graphicData>
+            </a:graphic>
+          </wp:inline>
+        </w:drawing>
+      </w:r>
+    </w:p>
+    <w:p/>
+    <w:p/>
     <w:sectPr>
       <w:pgSz w:w="11906" w:h="16838"/>
       <w:pgMar w:top="1440" w:right="1440" w:bottom="1440" w:left="1440" w:header="708" w:footer="708" w:gutter="0"/>

--- a/Notes.docx
+++ b/Notes.docx
@@ -36,6 +36,9 @@
     <w:p/>
     <w:p>
       <w:r>
+        <w:rPr>
+          <w:noProof/>
+        </w:rPr>
         <w:drawing>
           <wp:inline distT="0" distB="0" distL="0" distR="0" wp14:anchorId="5B6D55DB" wp14:editId="3779A72E">
             <wp:extent cx="5731510" cy="3040380"/>
@@ -77,6 +80,9 @@
     <w:p/>
     <w:p>
       <w:r>
+        <w:rPr>
+          <w:noProof/>
+        </w:rPr>
         <w:lastRenderedPageBreak/>
         <w:drawing>
           <wp:inline distT="0" distB="0" distL="0" distR="0" wp14:anchorId="3A718830" wp14:editId="308270E1">
@@ -103,6 +109,130 @@
                     <a:xfrm>
                       <a:off x="0" y="0"/>
                       <a:ext cx="5600741" cy="2847996"/>
+                    </a:xfrm>
+                    <a:prstGeom prst="rect">
+                      <a:avLst/>
+                    </a:prstGeom>
+                  </pic:spPr>
+                </pic:pic>
+              </a:graphicData>
+            </a:graphic>
+          </wp:inline>
+        </w:drawing>
+      </w:r>
+    </w:p>
+    <w:p/>
+    <w:p/>
+    <w:p>
+      <w:r>
+        <w:drawing>
+          <wp:inline distT="0" distB="0" distL="0" distR="0" wp14:anchorId="1F9FF4D3" wp14:editId="253CE4F5">
+            <wp:extent cx="5731510" cy="3195320"/>
+            <wp:effectExtent l="0" t="0" r="2540" b="5080"/>
+            <wp:docPr id="3" name="Picture 3"/>
+            <wp:cNvGraphicFramePr>
+              <a:graphicFrameLocks xmlns:a="http://schemas.openxmlformats.org/drawingml/2006/main" noChangeAspect="1"/>
+            </wp:cNvGraphicFramePr>
+            <a:graphic xmlns:a="http://schemas.openxmlformats.org/drawingml/2006/main">
+              <a:graphicData uri="http://schemas.openxmlformats.org/drawingml/2006/picture">
+                <pic:pic xmlns:pic="http://schemas.openxmlformats.org/drawingml/2006/picture">
+                  <pic:nvPicPr>
+                    <pic:cNvPr id="1" name=""/>
+                    <pic:cNvPicPr/>
+                  </pic:nvPicPr>
+                  <pic:blipFill>
+                    <a:blip r:embed="rId6"/>
+                    <a:stretch>
+                      <a:fillRect/>
+                    </a:stretch>
+                  </pic:blipFill>
+                  <pic:spPr>
+                    <a:xfrm>
+                      <a:off x="0" y="0"/>
+                      <a:ext cx="5731510" cy="3195320"/>
+                    </a:xfrm>
+                    <a:prstGeom prst="rect">
+                      <a:avLst/>
+                    </a:prstGeom>
+                  </pic:spPr>
+                </pic:pic>
+              </a:graphicData>
+            </a:graphic>
+          </wp:inline>
+        </w:drawing>
+      </w:r>
+    </w:p>
+    <w:p/>
+    <w:p/>
+    <w:p>
+      <w:r>
+        <w:lastRenderedPageBreak/>
+        <w:drawing>
+          <wp:inline distT="0" distB="0" distL="0" distR="0" wp14:anchorId="49620882" wp14:editId="62BC445C">
+            <wp:extent cx="5731510" cy="2993390"/>
+            <wp:effectExtent l="0" t="0" r="2540" b="0"/>
+            <wp:docPr id="4" name="Picture 4"/>
+            <wp:cNvGraphicFramePr>
+              <a:graphicFrameLocks xmlns:a="http://schemas.openxmlformats.org/drawingml/2006/main" noChangeAspect="1"/>
+            </wp:cNvGraphicFramePr>
+            <a:graphic xmlns:a="http://schemas.openxmlformats.org/drawingml/2006/main">
+              <a:graphicData uri="http://schemas.openxmlformats.org/drawingml/2006/picture">
+                <pic:pic xmlns:pic="http://schemas.openxmlformats.org/drawingml/2006/picture">
+                  <pic:nvPicPr>
+                    <pic:cNvPr id="1" name=""/>
+                    <pic:cNvPicPr/>
+                  </pic:nvPicPr>
+                  <pic:blipFill>
+                    <a:blip r:embed="rId7"/>
+                    <a:stretch>
+                      <a:fillRect/>
+                    </a:stretch>
+                  </pic:blipFill>
+                  <pic:spPr>
+                    <a:xfrm>
+                      <a:off x="0" y="0"/>
+                      <a:ext cx="5731510" cy="2993390"/>
+                    </a:xfrm>
+                    <a:prstGeom prst="rect">
+                      <a:avLst/>
+                    </a:prstGeom>
+                  </pic:spPr>
+                </pic:pic>
+              </a:graphicData>
+            </a:graphic>
+          </wp:inline>
+        </w:drawing>
+      </w:r>
+    </w:p>
+    <w:p/>
+    <w:p/>
+    <w:p>
+      <w:r>
+        <w:drawing>
+          <wp:inline distT="0" distB="0" distL="0" distR="0" wp14:anchorId="2E087BD2" wp14:editId="1682DFF0">
+            <wp:extent cx="5534065" cy="3238524"/>
+            <wp:effectExtent l="0" t="0" r="0" b="0"/>
+            <wp:docPr id="5" name="Picture 5"/>
+            <wp:cNvGraphicFramePr>
+              <a:graphicFrameLocks xmlns:a="http://schemas.openxmlformats.org/drawingml/2006/main" noChangeAspect="1"/>
+            </wp:cNvGraphicFramePr>
+            <a:graphic xmlns:a="http://schemas.openxmlformats.org/drawingml/2006/main">
+              <a:graphicData uri="http://schemas.openxmlformats.org/drawingml/2006/picture">
+                <pic:pic xmlns:pic="http://schemas.openxmlformats.org/drawingml/2006/picture">
+                  <pic:nvPicPr>
+                    <pic:cNvPr id="1" name=""/>
+                    <pic:cNvPicPr/>
+                  </pic:nvPicPr>
+                  <pic:blipFill>
+                    <a:blip r:embed="rId8"/>
+                    <a:stretch>
+                      <a:fillRect/>
+                    </a:stretch>
+                  </pic:blipFill>
+                  <pic:spPr>
+                    <a:xfrm>
+                      <a:off x="0" y="0"/>
+                      <a:ext cx="5534065" cy="3238524"/>
                     </a:xfrm>
                     <a:prstGeom prst="rect">
                       <a:avLst/>
